--- a/Sprint20260921-20261002/HERO-66685_20260928_090032.docx
+++ b/Sprint20260921-20261002/HERO-66685_20260928_090032.docx
@@ -1052,222 +1052,6 @@
         <w:t>: Infrasys Cloud v1.2.73.0 and later (refer to release note "Infrasys_cloud_pos_release_note_1_0_73_0(Infrasys Cloud v1.2.73.0).docx")</w:t>
       </w:r>
     </w:p>
-    <w:p>
-      <w:pPr>
-        <w:spacing w:before="200" w:after="120"/>
-      </w:pPr>
-      <w:r>
-        <w:rPr>
-          <w:rFonts w:ascii="Arial" w:hAnsi="Arial" w:eastAsia="Arial" w:cs="Arial"/>
-          <w:b/>
-          <w:color w:val="000000"/>
-          <w:sz w:val="26"/>
-          <w:u w:val="single"/>
-        </w:rPr>
-        <w:t>Appendix</w:t>
-      </w:r>
-    </w:p>
-    <w:p>
-      <w:pPr>
-        <w:spacing w:before="160" w:after="80"/>
-      </w:pPr>
-      <w:r>
-        <w:rPr>
-          <w:rFonts w:ascii="Arial" w:hAnsi="Arial" w:eastAsia="Arial" w:cs="Arial"/>
-          <w:b/>
-          <w:color w:val="001EFF"/>
-          <w:sz w:val="24"/>
-          <w:u w:val="none"/>
-        </w:rPr>
-        <w:t>Acceptance Criteria (from JIRA)</w:t>
-      </w:r>
-    </w:p>
-    <w:p>
-      <w:pPr>
-        <w:spacing w:before="0" w:after="80"/>
-      </w:pPr>
-      <w:r>
-        <w:rPr>
-          <w:rFonts w:ascii="Arial" w:hAnsi="Arial" w:eastAsia="Arial" w:cs="Arial"/>
-          <w:b w:val="0"/>
-          <w:color w:val="000000"/>
-          <w:sz w:val="20"/>
-          <w:u w:val="none"/>
-        </w:rPr>
-        <w:t>When data update is performed on a local server after the HQ server publishes setup data, the previous PIN login records on the local server are erased.</w:t>
-      </w:r>
-    </w:p>
-    <w:p>
-      <w:pPr>
-        <w:spacing w:before="0" w:after="80"/>
-      </w:pPr>
-      <w:r>
-        <w:rPr>
-          <w:rFonts w:ascii="Arial" w:hAnsi="Arial" w:eastAsia="Arial" w:cs="Arial"/>
-          <w:b w:val="0"/>
-          <w:color w:val="000000"/>
-          <w:sz w:val="20"/>
-          <w:u w:val="none"/>
-        </w:rPr>
-        <w:t>Workflow:</w:t>
-      </w:r>
-    </w:p>
-    <w:p>
-      <w:pPr>
-        <w:spacing w:before="0" w:after="40"/>
-        <w:ind w:left="360" w:hanging="240"/>
-      </w:pPr>
-      <w:r>
-        <w:rPr>
-          <w:rFonts w:ascii="Arial" w:hAnsi="Arial" w:eastAsia="Arial" w:cs="Arial"/>
-          <w:b w:val="0"/>
-          <w:color w:val="000000"/>
-          <w:sz w:val="20"/>
-          <w:u w:val="none"/>
-        </w:rPr>
-        <w:t>1. Go to Manage Date Release on the platform of HQ server to publish data.</w:t>
-      </w:r>
-    </w:p>
-    <w:p>
-      <w:pPr>
-        <w:spacing w:before="0" w:after="40"/>
-        <w:ind w:left="360" w:hanging="240"/>
-      </w:pPr>
-      <w:r>
-        <w:rPr>
-          <w:rFonts w:ascii="Arial" w:hAnsi="Arial" w:eastAsia="Arial" w:cs="Arial"/>
-          <w:b w:val="0"/>
-          <w:color w:val="000000"/>
-          <w:sz w:val="20"/>
-          <w:u w:val="none"/>
-        </w:rPr>
-        <w:t>2. Go to Data Update on the platform of local server to download data from HQ server.</w:t>
-      </w:r>
-    </w:p>
-    <w:p>
-      <w:pPr>
-        <w:spacing w:before="0" w:after="40"/>
-        <w:ind w:left="360" w:hanging="240"/>
-      </w:pPr>
-      <w:r>
-        <w:rPr>
-          <w:rFonts w:ascii="Arial" w:hAnsi="Arial" w:eastAsia="Arial" w:cs="Arial"/>
-          <w:b w:val="0"/>
-          <w:color w:val="000000"/>
-          <w:sz w:val="20"/>
-          <w:u w:val="none"/>
-        </w:rPr>
-        <w:t>3. Click the button "Direct Connect" on the initial screen of POS client.</w:t>
-      </w:r>
-    </w:p>
-    <w:p>
-      <w:pPr>
-        <w:spacing w:before="0" w:after="40"/>
-        <w:ind w:left="360" w:hanging="240"/>
-      </w:pPr>
-      <w:r>
-        <w:rPr>
-          <w:rFonts w:ascii="Arial" w:hAnsi="Arial" w:eastAsia="Arial" w:cs="Arial"/>
-          <w:b w:val="0"/>
-          <w:color w:val="000000"/>
-          <w:sz w:val="20"/>
-          <w:u w:val="none"/>
-        </w:rPr>
-        <w:t>4. Click the portrait icon.</w:t>
-      </w:r>
-    </w:p>
-    <w:p>
-      <w:pPr>
-        <w:spacing w:before="0" w:after="40"/>
-        <w:ind w:left="360" w:hanging="240"/>
-      </w:pPr>
-      <w:r>
-        <w:rPr>
-          <w:rFonts w:ascii="Arial" w:hAnsi="Arial" w:eastAsia="Arial" w:cs="Arial"/>
-          <w:b w:val="0"/>
-          <w:color w:val="000000"/>
-          <w:sz w:val="20"/>
-          <w:u w:val="none"/>
-        </w:rPr>
-        <w:t>5. Select "Last Users" tab.</w:t>
-      </w:r>
-    </w:p>
-    <w:p>
-      <w:pPr>
-        <w:spacing w:before="0" w:after="40"/>
-        <w:ind w:left="360" w:hanging="240"/>
-      </w:pPr>
-      <w:r>
-        <w:rPr>
-          <w:rFonts w:ascii="Arial" w:hAnsi="Arial" w:eastAsia="Arial" w:cs="Arial"/>
-          <w:b w:val="0"/>
-          <w:color w:val="000000"/>
-          <w:sz w:val="20"/>
-          <w:u w:val="none"/>
-        </w:rPr>
-        <w:t>6. System displays an empty list.</w:t>
-      </w:r>
-    </w:p>
-    <w:p>
-      <w:pPr>
-        <w:spacing w:before="0" w:after="80"/>
-      </w:pPr>
-      <w:r>
-        <w:rPr>
-          <w:rFonts w:ascii="Arial" w:hAnsi="Arial" w:eastAsia="Arial" w:cs="Arial"/>
-          <w:b w:val="0"/>
-          <w:color w:val="000000"/>
-          <w:sz w:val="20"/>
-          <w:u w:val="none"/>
-        </w:rPr>
-        <w:t>Expected result:</w:t>
-      </w:r>
-    </w:p>
-    <w:p>
-      <w:pPr>
-        <w:spacing w:before="0" w:after="80"/>
-      </w:pPr>
-      <w:r>
-        <w:rPr>
-          <w:rFonts w:ascii="Arial" w:hAnsi="Arial" w:eastAsia="Arial" w:cs="Arial"/>
-          <w:b w:val="0"/>
-          <w:color w:val="000000"/>
-          <w:sz w:val="20"/>
-          <w:u w:val="none"/>
-        </w:rPr>
-        <w:t>Users previously logged into the station should be displayed in the last users list.</w:t>
-      </w:r>
-    </w:p>
-    <w:p>
-      <w:pPr>
-        <w:spacing w:before="0" w:after="80"/>
-      </w:pPr>
-      <w:r>
-        <w:rPr>
-          <w:rFonts w:ascii="Arial" w:hAnsi="Arial" w:eastAsia="Arial" w:cs="Arial"/>
-          <w:b w:val="0"/>
-          <w:color w:val="000000"/>
-          <w:sz w:val="20"/>
-          <w:u w:val="none"/>
-        </w:rPr>
-        <w:t>It is fixed in current version.</w:t>
-      </w:r>
-    </w:p>
-    <w:p>
-      <w:pPr>
-        <w:spacing w:before="0" w:after="80"/>
-      </w:pPr>
-      <w:r>
-        <w:rPr>
-          <w:rFonts w:ascii="Arial" w:hAnsi="Arial" w:eastAsia="Arial" w:cs="Arial"/>
-          <w:b w:val="0"/>
-          <w:color w:val="000000"/>
-          <w:sz w:val="20"/>
-          <w:u w:val="none"/>
-        </w:rPr>
-        <w:t>Related: [Jira-30354, Jira-31280, Jira-31281 / Epic-30236] POS Feature - Show last 10 PIN user logins (POS Dev 3/3).</w:t>
-      </w:r>
-    </w:p>
     <w:sectPr>
       <w:pgSz w:w="12240" w:h="15840"/>
       <w:pgMar w:top="1440" w:right="1800" w:bottom="1440" w:left="1800" w:header="720" w:footer="720" w:gutter="0"/>
